--- a/WI_DA_5bWI_Koc_Simma_Rüscher.docx
+++ b/WI_DA_5bWI_Koc_Simma_Rüscher.docx
@@ -1519,7 +1519,7 @@
         </w:rPr>
         <w:fldChar w:fldCharType="separate"/>
       </w:r>
-      <w:hyperlink r:id="rId8" w:history="1">
+      <w:hyperlink w:anchor="_Toc207434494" w:history="1">
         <w:r>
           <w:rPr>
             <w:rStyle w:val="Hyperlink"/>
@@ -1539,7 +1539,7 @@
           <w:tab w:val="right" w:leader="dot" w:pos="440"/>
         </w:tabs>
       </w:pPr>
-      <w:hyperlink r:id="rId9" w:history="1">
+      <w:hyperlink w:anchor="_Toc207434495" w:history="1">
         <w:r>
           <w:rPr>
             <w:rStyle w:val="Hyperlink"/>
@@ -1559,7 +1559,7 @@
           <w:tab w:val="right" w:leader="dot" w:pos="440"/>
         </w:tabs>
       </w:pPr>
-      <w:hyperlink r:id="rId10" w:history="1">
+      <w:hyperlink w:anchor="_Toc207434496" w:history="1">
         <w:r>
           <w:rPr>
             <w:rStyle w:val="Hyperlink"/>
@@ -1579,7 +1579,7 @@
           <w:tab w:val="right" w:leader="dot" w:pos="440"/>
         </w:tabs>
       </w:pPr>
-      <w:hyperlink r:id="rId11" w:history="1">
+      <w:hyperlink w:anchor="_Toc207434497" w:history="1">
         <w:r>
           <w:rPr>
             <w:rStyle w:val="Hyperlink"/>
@@ -1599,7 +1599,7 @@
           <w:tab w:val="right" w:leader="dot" w:pos="9060"/>
         </w:tabs>
       </w:pPr>
-      <w:hyperlink r:id="rId12" w:history="1">
+      <w:hyperlink w:anchor="_Toc207434498" w:history="1">
         <w:r>
           <w:rPr>
             <w:rStyle w:val="Hyperlink"/>
@@ -1619,7 +1619,7 @@
           <w:tab w:val="right" w:leader="dot" w:pos="9060"/>
         </w:tabs>
       </w:pPr>
-      <w:hyperlink r:id="rId13" w:history="1">
+      <w:hyperlink w:anchor="_Toc207434499" w:history="1">
         <w:r>
           <w:rPr>
             <w:rStyle w:val="Hyperlink"/>
@@ -1639,7 +1639,7 @@
           <w:tab w:val="right" w:leader="dot" w:pos="440"/>
         </w:tabs>
       </w:pPr>
-      <w:hyperlink r:id="rId14" w:history="1">
+      <w:hyperlink w:anchor="_Toc207434500" w:history="1">
         <w:r>
           <w:rPr>
             <w:rStyle w:val="Hyperlink"/>
@@ -1659,7 +1659,7 @@
           <w:tab w:val="right" w:leader="dot" w:pos="440"/>
         </w:tabs>
       </w:pPr>
-      <w:hyperlink r:id="rId15" w:history="1">
+      <w:hyperlink w:anchor="_Toc207434501" w:history="1">
         <w:r>
           <w:rPr>
             <w:rStyle w:val="Hyperlink"/>
@@ -1693,7 +1693,7 @@
           <w:tab w:val="right" w:leader="dot" w:pos="9060"/>
         </w:tabs>
       </w:pPr>
-      <w:hyperlink r:id="rId16" w:history="1">
+      <w:hyperlink w:anchor="_Toc207434502" w:history="1">
         <w:r>
           <w:rPr>
             <w:rStyle w:val="Hyperlink"/>
@@ -1713,7 +1713,7 @@
           <w:tab w:val="right" w:leader="dot" w:pos="9060"/>
         </w:tabs>
       </w:pPr>
-      <w:hyperlink r:id="rId17" w:history="1">
+      <w:hyperlink w:anchor="_Toc207434503" w:history="1">
         <w:r>
           <w:rPr>
             <w:rStyle w:val="Hyperlink"/>
@@ -1733,7 +1733,7 @@
           <w:tab w:val="right" w:leader="dot" w:pos="440"/>
         </w:tabs>
       </w:pPr>
-      <w:hyperlink r:id="rId18" w:history="1">
+      <w:hyperlink w:anchor="_Toc207434504" w:history="1">
         <w:r>
           <w:rPr>
             <w:rStyle w:val="Hyperlink"/>
@@ -1767,7 +1767,7 @@
           <w:tab w:val="right" w:leader="dot" w:pos="440"/>
         </w:tabs>
       </w:pPr>
-      <w:hyperlink r:id="rId19" w:history="1">
+      <w:hyperlink w:anchor="_Toc207434505" w:history="1">
         <w:r>
           <w:rPr>
             <w:rStyle w:val="Hyperlink"/>
@@ -1801,7 +1801,7 @@
           <w:tab w:val="right" w:leader="dot" w:pos="440"/>
         </w:tabs>
       </w:pPr>
-      <w:hyperlink r:id="rId20" w:history="1">
+      <w:hyperlink w:anchor="_Toc207434506" w:history="1">
         <w:r>
           <w:rPr>
             <w:rStyle w:val="Hyperlink"/>
@@ -1835,7 +1835,7 @@
           <w:tab w:val="right" w:leader="dot" w:pos="440"/>
         </w:tabs>
       </w:pPr>
-      <w:hyperlink r:id="rId21" w:history="1">
+      <w:hyperlink w:anchor="_Toc207434507" w:history="1">
         <w:r>
           <w:rPr>
             <w:rStyle w:val="Hyperlink"/>
@@ -1869,7 +1869,7 @@
           <w:tab w:val="right" w:leader="dot" w:pos="440"/>
         </w:tabs>
       </w:pPr>
-      <w:hyperlink r:id="rId22" w:history="1">
+      <w:hyperlink w:anchor="_Toc207434508" w:history="1">
         <w:r>
           <w:rPr>
             <w:rStyle w:val="Hyperlink"/>
@@ -1903,7 +1903,7 @@
           <w:tab w:val="right" w:leader="dot" w:pos="440"/>
         </w:tabs>
       </w:pPr>
-      <w:hyperlink r:id="rId23" w:history="1">
+      <w:hyperlink w:anchor="_Toc207434509" w:history="1">
         <w:r>
           <w:rPr>
             <w:rStyle w:val="Hyperlink"/>
@@ -1937,7 +1937,7 @@
           <w:tab w:val="right" w:leader="dot" w:pos="440"/>
         </w:tabs>
       </w:pPr>
-      <w:hyperlink r:id="rId24" w:history="1">
+      <w:hyperlink w:anchor="_Toc207434510" w:history="1">
         <w:r>
           <w:rPr>
             <w:rStyle w:val="Hyperlink"/>
@@ -1972,7 +1972,7 @@
           <w:tab w:val="right" w:leader="dot" w:pos="9060"/>
         </w:tabs>
       </w:pPr>
-      <w:hyperlink r:id="rId25" w:history="1">
+      <w:hyperlink w:anchor="_Toc207434511" w:history="1">
         <w:r>
           <w:rPr>
             <w:rStyle w:val="Hyperlink"/>
@@ -2400,6 +2400,14 @@
         <w:t>Technische Konzept</w:t>
       </w:r>
       <w:bookmarkEnd w:id="20"/>
+    </w:p>
+    <w:p>
+      <w:pPr>
+        <w:pStyle w:val="berschrift1"/>
+      </w:pPr>
+      <w:r>
+        <w:t>Didaktische Konzept</w:t>
+      </w:r>
     </w:p>
     <w:p>
       <w:pPr>
@@ -2505,12 +2513,6 @@
         <w:gridCol w:w="5387"/>
       </w:tblGrid>
       <w:tr>
-        <w:tblPrEx>
-          <w:tblCellMar>
-            <w:top w:w="0" w:type="dxa"/>
-            <w:bottom w:w="0" w:type="dxa"/>
-          </w:tblCellMar>
-        </w:tblPrEx>
         <w:trPr>
           <w:trHeight w:val="900"/>
         </w:trPr>
@@ -2588,12 +2590,6 @@
         </w:tc>
       </w:tr>
       <w:tr>
-        <w:tblPrEx>
-          <w:tblCellMar>
-            <w:top w:w="0" w:type="dxa"/>
-            <w:bottom w:w="0" w:type="dxa"/>
-          </w:tblCellMar>
-        </w:tblPrEx>
         <w:trPr>
           <w:trHeight w:val="900"/>
         </w:trPr>
@@ -2655,12 +2651,6 @@
         </w:tc>
       </w:tr>
       <w:tr>
-        <w:tblPrEx>
-          <w:tblCellMar>
-            <w:top w:w="0" w:type="dxa"/>
-            <w:bottom w:w="0" w:type="dxa"/>
-          </w:tblCellMar>
-        </w:tblPrEx>
         <w:trPr>
           <w:trHeight w:val="1500"/>
         </w:trPr>
@@ -2816,12 +2806,6 @@
         <w:gridCol w:w="6411"/>
       </w:tblGrid>
       <w:tr>
-        <w:tblPrEx>
-          <w:tblCellMar>
-            <w:top w:w="0" w:type="dxa"/>
-            <w:bottom w:w="0" w:type="dxa"/>
-          </w:tblCellMar>
-        </w:tblPrEx>
         <w:trPr>
           <w:trHeight w:val="717"/>
         </w:trPr>
@@ -2908,7 +2892,7 @@
               </w:rPr>
               <w:t xml:space="preserve"> SQL Server. </w:t>
             </w:r>
-            <w:hyperlink r:id="rId26" w:history="1">
+            <w:hyperlink r:id="rId8" w:history="1">
               <w:r>
                 <w:rPr>
                   <w:rStyle w:val="Hyperlink"/>
@@ -2937,12 +2921,6 @@
         </w:tc>
       </w:tr>
       <w:tr>
-        <w:tblPrEx>
-          <w:tblCellMar>
-            <w:top w:w="0" w:type="dxa"/>
-            <w:bottom w:w="0" w:type="dxa"/>
-          </w:tblCellMar>
-        </w:tblPrEx>
         <w:trPr>
           <w:trHeight w:val="717"/>
         </w:trPr>
@@ -2997,7 +2975,7 @@
               </w:rPr>
               <w:t xml:space="preserve">Rama Chandran, Madhivanan: BULK INSERT to table with specific columns. </w:t>
             </w:r>
-            <w:hyperlink r:id="rId27" w:history="1">
+            <w:hyperlink r:id="rId9" w:history="1">
               <w:r>
                 <w:rPr>
                   <w:rStyle w:val="Hyperlink"/>
@@ -3018,12 +2996,6 @@
         </w:tc>
       </w:tr>
       <w:tr>
-        <w:tblPrEx>
-          <w:tblCellMar>
-            <w:top w:w="0" w:type="dxa"/>
-            <w:bottom w:w="0" w:type="dxa"/>
-          </w:tblCellMar>
-        </w:tblPrEx>
         <w:trPr>
           <w:trHeight w:val="1197"/>
         </w:trPr>
@@ -3094,7 +3066,7 @@
               </w:rPr>
               <w:br/>
             </w:r>
-            <w:hyperlink r:id="rId28" w:history="1">
+            <w:hyperlink r:id="rId10" w:history="1">
               <w:r>
                 <w:rPr>
                   <w:rStyle w:val="Hyperlink"/>
@@ -3164,12 +3136,6 @@
         <w:gridCol w:w="6411"/>
       </w:tblGrid>
       <w:tr>
-        <w:tblPrEx>
-          <w:tblCellMar>
-            <w:top w:w="0" w:type="dxa"/>
-            <w:bottom w:w="0" w:type="dxa"/>
-          </w:tblCellMar>
-        </w:tblPrEx>
         <w:trPr>
           <w:trHeight w:val="358"/>
         </w:trPr>
@@ -3281,12 +3247,6 @@
         </w:tc>
       </w:tr>
       <w:tr>
-        <w:tblPrEx>
-          <w:tblCellMar>
-            <w:top w:w="0" w:type="dxa"/>
-            <w:bottom w:w="0" w:type="dxa"/>
-          </w:tblCellMar>
-        </w:tblPrEx>
         <w:trPr>
           <w:trHeight w:val="757"/>
         </w:trPr>
@@ -3377,12 +3337,6 @@
         <w:gridCol w:w="5953"/>
       </w:tblGrid>
       <w:tr>
-        <w:tblPrEx>
-          <w:tblCellMar>
-            <w:top w:w="0" w:type="dxa"/>
-            <w:bottom w:w="0" w:type="dxa"/>
-          </w:tblCellMar>
-        </w:tblPrEx>
         <w:trPr>
           <w:trHeight w:val="300"/>
         </w:trPr>
@@ -3455,12 +3409,6 @@
         </w:tc>
       </w:tr>
       <w:tr>
-        <w:tblPrEx>
-          <w:tblCellMar>
-            <w:top w:w="0" w:type="dxa"/>
-            <w:bottom w:w="0" w:type="dxa"/>
-          </w:tblCellMar>
-        </w:tblPrEx>
         <w:trPr>
           <w:trHeight w:val="300"/>
         </w:trPr>
@@ -3540,12 +3488,6 @@
         </w:tc>
       </w:tr>
       <w:tr>
-        <w:tblPrEx>
-          <w:tblCellMar>
-            <w:top w:w="0" w:type="dxa"/>
-            <w:bottom w:w="0" w:type="dxa"/>
-          </w:tblCellMar>
-        </w:tblPrEx>
         <w:trPr>
           <w:trHeight w:val="300"/>
         </w:trPr>
@@ -3609,12 +3551,6 @@
         </w:tc>
       </w:tr>
       <w:tr>
-        <w:tblPrEx>
-          <w:tblCellMar>
-            <w:top w:w="0" w:type="dxa"/>
-            <w:bottom w:w="0" w:type="dxa"/>
-          </w:tblCellMar>
-        </w:tblPrEx>
         <w:trPr>
           <w:trHeight w:val="300"/>
         </w:trPr>
@@ -3678,12 +3614,6 @@
         </w:tc>
       </w:tr>
       <w:tr>
-        <w:tblPrEx>
-          <w:tblCellMar>
-            <w:top w:w="0" w:type="dxa"/>
-            <w:bottom w:w="0" w:type="dxa"/>
-          </w:tblCellMar>
-        </w:tblPrEx>
         <w:trPr>
           <w:trHeight w:val="300"/>
         </w:trPr>
@@ -3805,8 +3735,8 @@
       <w:bookmarkEnd w:id="60"/>
     </w:p>
     <w:sectPr>
-      <w:headerReference w:type="default" r:id="rId29"/>
-      <w:footerReference w:type="default" r:id="rId30"/>
+      <w:headerReference w:type="default" r:id="rId11"/>
+      <w:footerReference w:type="default" r:id="rId12"/>
       <w:pgSz w:w="11906" w:h="16838"/>
       <w:pgMar w:top="1134" w:right="851" w:bottom="1134" w:left="1985" w:header="708" w:footer="708" w:gutter="0"/>
       <w:cols w:space="720"/>
@@ -4043,7 +3973,25 @@
           <w:sz w:val="18"/>
           <w:szCs w:val="18"/>
         </w:rPr>
-        <w:t xml:space="preserve">ystem; Lagerverwaltungssystem von SSI Schäfer; siehe </w:t>
+        <w:t xml:space="preserve">ystem; Lagerverwaltungssystem von </w:t>
+      </w:r>
+      <w:proofErr w:type="gramStart"/>
+      <w:r>
+        <w:rPr>
+          <w:rFonts w:ascii="Arial" w:hAnsi="Arial" w:cs="Arial"/>
+          <w:sz w:val="18"/>
+          <w:szCs w:val="18"/>
+        </w:rPr>
+        <w:t>SSI Schäfer</w:t>
+      </w:r>
+      <w:proofErr w:type="gramEnd"/>
+      <w:r>
+        <w:rPr>
+          <w:rFonts w:ascii="Arial" w:hAnsi="Arial" w:cs="Arial"/>
+          <w:sz w:val="18"/>
+          <w:szCs w:val="18"/>
+        </w:rPr>
+        <w:t xml:space="preserve">; siehe </w:t>
       </w:r>
       <w:r>
         <w:rPr>
@@ -5614,7 +5562,6 @@
   <w:style w:type="character" w:default="1" w:styleId="Absatz-Standardschriftart">
     <w:name w:val="Default Paragraph Font"/>
     <w:uiPriority w:val="1"/>
-    <w:semiHidden/>
     <w:unhideWhenUsed/>
   </w:style>
   <w:style w:type="table" w:default="1" w:styleId="NormaleTabelle">
